--- a/apresentacao/roteiros/Parte 2 - Processos e estrelas.docx
+++ b/apresentacao/roteiros/Parte 2 - Processos e estrelas.docx
@@ -24,7 +24,7 @@
       </w:pPr>
       <w:r>
         <w:rPr/>
-        <w:t>Apresentador: Vinícius Morotti · slides 7 a 12 · cerca de 5 minutos</w:t>
+        <w:t>Slides 7 a 12 · cerca de 5 minutos</w:t>
       </w:r>
     </w:p>
     <w:p>
@@ -1367,7 +1367,7 @@
       </w:r>
       <w:r>
         <w:rPr/>
-        <w:t>A terceira estrela é a produção ambulatorial, do SIA. Aqui tem um detalhe: o arquivo público já vem meio agregado, então cada linha não é um atendimento, é tipo ‘tantos procedimentos iguais, nesse lugar, nesse mês, pra esse perfil de paciente’. Por isso o grão ficou esse combinão: estabelecimento, procedimento, mês, perfil, residência e ocupação do profissional. As medidas são quantidade e valor, apresentados e aprovados. E a taxa de aprovação a gente nunca soma: é sempre soma do aprovado dividido pela soma do apresentado. Agora o Germano mostra como essas três estrelas viram uma coisa só.”</w:t>
+        <w:t>A terceira estrela é a produção ambulatorial, do SIA. Aqui tem um detalhe: o arquivo público já vem meio agregado, então cada linha não é um atendimento, é tipo ‘tantos procedimentos iguais, nesse lugar, nesse mês, pra esse perfil de paciente’. Por isso o grão ficou esse combinão: estabelecimento, procedimento, mês, perfil, residência e ocupação do profissional. As medidas são quantidade e valor, apresentados e aprovados. E a taxa de aprovação a gente nunca soma: é sempre soma do aprovado dividido pela soma do apresentado. Agora vamos ver como essas três estrelas viram uma coisa só.”</w:t>
       </w:r>
     </w:p>
     <w:p>

--- a/apresentacao/roteiros/Parte 2 - Processos e estrelas.docx
+++ b/apresentacao/roteiros/Parte 2 - Processos e estrelas.docx
@@ -615,7 +615,57 @@
       </w:r>
       <w:r>
         <w:rPr/>
-        <w:t xml:space="preserve"> com três dimensões (tempo, tipo de equipe, estabelecimento).</w:t>
+        <w:t xml:space="preserve"> com três dimensões (tempo, tipo de equipe, estabelecimento). Em cada dimensão, a primeira linha é a chave artificial (</w:t>
+      </w:r>
+      <w:r>
+        <w:rPr>
+          <w:b/>
+        </w:rPr>
+        <w:t>PK</w:t>
+      </w:r>
+      <w:r>
+        <w:rPr/>
+        <w:t xml:space="preserve"> </w:t>
+      </w:r>
+      <w:r>
+        <w:rPr>
+          <w:rFonts w:ascii="Liberation Mono" w:hAnsi="Liberation Mono"/>
+        </w:rPr>
+        <w:t>sk_*</w:t>
+      </w:r>
+      <w:r>
+        <w:rPr/>
+        <w:t>); no fato, à esquerda, as chaves estrangeiras (</w:t>
+      </w:r>
+      <w:r>
+        <w:rPr>
+          <w:b/>
+        </w:rPr>
+        <w:t>FK</w:t>
+      </w:r>
+      <w:r>
+        <w:rPr/>
+        <w:t>) para cada dimensão e, à direita, a dimensão degenerada (</w:t>
+      </w:r>
+      <w:r>
+        <w:rPr>
+          <w:b/>
+        </w:rPr>
+        <w:t>DD</w:t>
+      </w:r>
+      <w:r>
+        <w:rPr/>
+        <w:t>) e as medidas (</w:t>
+      </w:r>
+      <w:r>
+        <w:rPr>
+          <w:b/>
+        </w:rPr>
+        <w:t>M</w:t>
+      </w:r>
+      <w:r>
+        <w:rPr/>
+        <w:t>). As três estrelas seguem a mesma legenda.</w:t>
       </w:r>
     </w:p>
     <w:p>
@@ -685,7 +735,17 @@
       </w:r>
       <w:r>
         <w:rPr/>
-        <w:t>. O identificador da equipe (</w:t>
+        <w:t xml:space="preserve">. A chave primária do fato é a combinação das FKs com a dimensão degenerada. As chaves </w:t>
+      </w:r>
+      <w:r>
+        <w:rPr>
+          <w:rFonts w:ascii="Liberation Mono" w:hAnsi="Liberation Mono"/>
+        </w:rPr>
+        <w:t>sk_*</w:t>
+      </w:r>
+      <w:r>
+        <w:rPr/>
+        <w:t xml:space="preserve"> são artificiais: inteiros gerados na carga, independentes dos códigos das fontes, com o valor 0 reservado para “Não informado”. O identificador da equipe (</w:t>
       </w:r>
       <w:r>
         <w:rPr>
